--- a/Support Vector Machine/ML SVM.docx
+++ b/Support Vector Machine/ML SVM.docx
@@ -4,7 +4,13 @@
   <w:body>
     <w:p>
       <w:r>
-        <w:t>Super Vector Machine Regression:</w:t>
+        <w:t>Sup</w:t>
+      </w:r>
+      <w:r>
+        <w:t>port</w:t>
+      </w:r>
+      <w:r>
+        <w:t xml:space="preserve"> Vector Machine Regression:</w:t>
       </w:r>
     </w:p>
     <w:p>
@@ -121,7 +127,13 @@
     <w:p>
       <w:r>
         <w:lastRenderedPageBreak/>
-        <w:t>Super Vector Machine Regression:</w:t>
+        <w:t>Sup</w:t>
+      </w:r>
+      <w:r>
+        <w:t>port</w:t>
+      </w:r>
+      <w:r>
+        <w:t xml:space="preserve"> Vector Machine Regression:</w:t>
       </w:r>
     </w:p>
     <w:p>
@@ -245,7 +257,13 @@
     <w:p>
       <w:r>
         <w:lastRenderedPageBreak/>
-        <w:t>Super Vector Machine Regression</w:t>
+        <w:t>Sup</w:t>
+      </w:r>
+      <w:r>
+        <w:t>port</w:t>
+      </w:r>
+      <w:r>
+        <w:t xml:space="preserve"> Vector Machine Regression</w:t>
       </w:r>
     </w:p>
     <w:p>
@@ -328,7 +346,13 @@
     <w:p/>
     <w:p>
       <w:r>
-        <w:t>Super Vector Machine Regression:</w:t>
+        <w:t>Sup</w:t>
+      </w:r>
+      <w:r>
+        <w:t>port</w:t>
+      </w:r>
+      <w:r>
+        <w:t xml:space="preserve"> Vector Machine Regression:</w:t>
       </w:r>
     </w:p>
     <w:p>
@@ -410,7 +434,13 @@
     <w:p>
       <w:r>
         <w:lastRenderedPageBreak/>
-        <w:t>Super Vector Machine Regression:</w:t>
+        <w:t>Sup</w:t>
+      </w:r>
+      <w:r>
+        <w:t>port</w:t>
+      </w:r>
+      <w:r>
+        <w:t xml:space="preserve"> Vector Machine Regression:</w:t>
       </w:r>
     </w:p>
     <w:p>
@@ -501,7 +531,13 @@
     <w:p>
       <w:r>
         <w:lastRenderedPageBreak/>
-        <w:t>Super Vector Machine Regression:</w:t>
+        <w:t>Sup</w:t>
+      </w:r>
+      <w:r>
+        <w:t>port</w:t>
+      </w:r>
+      <w:r>
+        <w:t xml:space="preserve"> Vector Machine Regression:</w:t>
       </w:r>
     </w:p>
     <w:p>
@@ -582,6 +618,477 @@
         </w:r>
       </w:hyperlink>
     </w:p>
+    <w:p/>
+    <w:p/>
+    <w:p/>
+    <w:p/>
+    <w:p/>
+    <w:p/>
+    <w:p/>
+    <w:p/>
+    <w:p/>
+    <w:p/>
+    <w:p/>
+    <w:p>
+      <w:r>
+        <w:lastRenderedPageBreak/>
+        <w:t>Support Vector Machine Regression</w:t>
+      </w:r>
+    </w:p>
+    <w:p>
+      <w:r>
+        <w:t>With Standardisation technique and ‘C’ parameter</w:t>
+      </w:r>
+    </w:p>
+    <w:p>
+      <w:r>
+        <w:t>kernel – ‘</w:t>
+      </w:r>
+      <w:proofErr w:type="spellStart"/>
+      <w:r>
+        <w:t>rbf</w:t>
+      </w:r>
+      <w:proofErr w:type="spellEnd"/>
+      <w:r>
+        <w:t>’ and ‘C’ parameter</w:t>
+      </w:r>
+      <w:r>
+        <w:t>, C=0.01</w:t>
+      </w:r>
+    </w:p>
+    <w:p>
+      <w:r>
+        <w:rPr>
+          <w:noProof/>
+        </w:rPr>
+        <w:drawing>
+          <wp:inline distT="0" distB="0" distL="0" distR="0" wp14:anchorId="0BD3F3B5" wp14:editId="3A68478C">
+            <wp:extent cx="5731510" cy="3223895"/>
+            <wp:effectExtent l="0" t="0" r="2540" b="0"/>
+            <wp:docPr id="9" name="Picture 9"/>
+            <wp:cNvGraphicFramePr>
+              <a:graphicFrameLocks xmlns:a="http://schemas.openxmlformats.org/drawingml/2006/main" noChangeAspect="1"/>
+            </wp:cNvGraphicFramePr>
+            <a:graphic xmlns:a="http://schemas.openxmlformats.org/drawingml/2006/main">
+              <a:graphicData uri="http://schemas.openxmlformats.org/drawingml/2006/picture">
+                <pic:pic xmlns:pic="http://schemas.openxmlformats.org/drawingml/2006/picture">
+                  <pic:nvPicPr>
+                    <pic:cNvPr id="1" name=""/>
+                    <pic:cNvPicPr/>
+                  </pic:nvPicPr>
+                  <pic:blipFill>
+                    <a:blip r:embed="rId13"/>
+                    <a:stretch>
+                      <a:fillRect/>
+                    </a:stretch>
+                  </pic:blipFill>
+                  <pic:spPr>
+                    <a:xfrm>
+                      <a:off x="0" y="0"/>
+                      <a:ext cx="5731510" cy="3223895"/>
+                    </a:xfrm>
+                    <a:prstGeom prst="rect">
+                      <a:avLst/>
+                    </a:prstGeom>
+                  </pic:spPr>
+                </pic:pic>
+              </a:graphicData>
+            </a:graphic>
+          </wp:inline>
+        </w:drawing>
+      </w:r>
+    </w:p>
+    <w:p>
+      <w:r>
+        <w:rPr>
+          <w:noProof/>
+        </w:rPr>
+        <w:drawing>
+          <wp:inline distT="0" distB="0" distL="0" distR="0" wp14:anchorId="62CCDEC9" wp14:editId="64644075">
+            <wp:extent cx="5731510" cy="3223895"/>
+            <wp:effectExtent l="0" t="0" r="2540" b="0"/>
+            <wp:docPr id="10" name="Picture 10"/>
+            <wp:cNvGraphicFramePr>
+              <a:graphicFrameLocks xmlns:a="http://schemas.openxmlformats.org/drawingml/2006/main" noChangeAspect="1"/>
+            </wp:cNvGraphicFramePr>
+            <a:graphic xmlns:a="http://schemas.openxmlformats.org/drawingml/2006/main">
+              <a:graphicData uri="http://schemas.openxmlformats.org/drawingml/2006/picture">
+                <pic:pic xmlns:pic="http://schemas.openxmlformats.org/drawingml/2006/picture">
+                  <pic:nvPicPr>
+                    <pic:cNvPr id="1" name=""/>
+                    <pic:cNvPicPr/>
+                  </pic:nvPicPr>
+                  <pic:blipFill>
+                    <a:blip r:embed="rId14"/>
+                    <a:stretch>
+                      <a:fillRect/>
+                    </a:stretch>
+                  </pic:blipFill>
+                  <pic:spPr>
+                    <a:xfrm>
+                      <a:off x="0" y="0"/>
+                      <a:ext cx="5731510" cy="3223895"/>
+                    </a:xfrm>
+                    <a:prstGeom prst="rect">
+                      <a:avLst/>
+                    </a:prstGeom>
+                  </pic:spPr>
+                </pic:pic>
+              </a:graphicData>
+            </a:graphic>
+          </wp:inline>
+        </w:drawing>
+      </w:r>
+    </w:p>
+    <w:p/>
+    <w:p/>
+    <w:p/>
+    <w:p/>
+    <w:p/>
+    <w:p>
+      <w:r>
+        <w:lastRenderedPageBreak/>
+        <w:t>Support Vector Machine Regression</w:t>
+      </w:r>
+    </w:p>
+    <w:p>
+      <w:r>
+        <w:t>With Standardisation technique and ‘C’ parameter</w:t>
+      </w:r>
+    </w:p>
+    <w:p>
+      <w:r>
+        <w:t>kernel – ‘</w:t>
+      </w:r>
+      <w:proofErr w:type="spellStart"/>
+      <w:r>
+        <w:t>rbf</w:t>
+      </w:r>
+      <w:proofErr w:type="spellEnd"/>
+      <w:r>
+        <w:t>’ and ‘C’ parameter</w:t>
+      </w:r>
+      <w:r>
+        <w:t>, C=10</w:t>
+      </w:r>
+    </w:p>
+    <w:p>
+      <w:r>
+        <w:rPr>
+          <w:noProof/>
+        </w:rPr>
+        <w:drawing>
+          <wp:inline distT="0" distB="0" distL="0" distR="0" wp14:anchorId="4AC42304" wp14:editId="406A4ECA">
+            <wp:extent cx="5731510" cy="3223895"/>
+            <wp:effectExtent l="0" t="0" r="2540" b="0"/>
+            <wp:docPr id="11" name="Picture 11"/>
+            <wp:cNvGraphicFramePr>
+              <a:graphicFrameLocks xmlns:a="http://schemas.openxmlformats.org/drawingml/2006/main" noChangeAspect="1"/>
+            </wp:cNvGraphicFramePr>
+            <a:graphic xmlns:a="http://schemas.openxmlformats.org/drawingml/2006/main">
+              <a:graphicData uri="http://schemas.openxmlformats.org/drawingml/2006/picture">
+                <pic:pic xmlns:pic="http://schemas.openxmlformats.org/drawingml/2006/picture">
+                  <pic:nvPicPr>
+                    <pic:cNvPr id="1" name=""/>
+                    <pic:cNvPicPr/>
+                  </pic:nvPicPr>
+                  <pic:blipFill>
+                    <a:blip r:embed="rId15"/>
+                    <a:stretch>
+                      <a:fillRect/>
+                    </a:stretch>
+                  </pic:blipFill>
+                  <pic:spPr>
+                    <a:xfrm>
+                      <a:off x="0" y="0"/>
+                      <a:ext cx="5731510" cy="3223895"/>
+                    </a:xfrm>
+                    <a:prstGeom prst="rect">
+                      <a:avLst/>
+                    </a:prstGeom>
+                  </pic:spPr>
+                </pic:pic>
+              </a:graphicData>
+            </a:graphic>
+          </wp:inline>
+        </w:drawing>
+      </w:r>
+    </w:p>
+    <w:p>
+      <w:r>
+        <w:rPr>
+          <w:noProof/>
+        </w:rPr>
+        <w:drawing>
+          <wp:inline distT="0" distB="0" distL="0" distR="0" wp14:anchorId="5341C875" wp14:editId="453F0050">
+            <wp:extent cx="5731510" cy="3223895"/>
+            <wp:effectExtent l="0" t="0" r="2540" b="0"/>
+            <wp:docPr id="12" name="Picture 12"/>
+            <wp:cNvGraphicFramePr>
+              <a:graphicFrameLocks xmlns:a="http://schemas.openxmlformats.org/drawingml/2006/main" noChangeAspect="1"/>
+            </wp:cNvGraphicFramePr>
+            <a:graphic xmlns:a="http://schemas.openxmlformats.org/drawingml/2006/main">
+              <a:graphicData uri="http://schemas.openxmlformats.org/drawingml/2006/picture">
+                <pic:pic xmlns:pic="http://schemas.openxmlformats.org/drawingml/2006/picture">
+                  <pic:nvPicPr>
+                    <pic:cNvPr id="1" name=""/>
+                    <pic:cNvPicPr/>
+                  </pic:nvPicPr>
+                  <pic:blipFill>
+                    <a:blip r:embed="rId16"/>
+                    <a:stretch>
+                      <a:fillRect/>
+                    </a:stretch>
+                  </pic:blipFill>
+                  <pic:spPr>
+                    <a:xfrm>
+                      <a:off x="0" y="0"/>
+                      <a:ext cx="5731510" cy="3223895"/>
+                    </a:xfrm>
+                    <a:prstGeom prst="rect">
+                      <a:avLst/>
+                    </a:prstGeom>
+                  </pic:spPr>
+                </pic:pic>
+              </a:graphicData>
+            </a:graphic>
+          </wp:inline>
+        </w:drawing>
+      </w:r>
+    </w:p>
+    <w:p/>
+    <w:p/>
+    <w:p/>
+    <w:p/>
+    <w:p/>
+    <w:p>
+      <w:r>
+        <w:lastRenderedPageBreak/>
+        <w:t>Support Vector Machine Regression</w:t>
+      </w:r>
+    </w:p>
+    <w:p>
+      <w:r>
+        <w:t>With Standardisation technique and ‘C’ parameter</w:t>
+      </w:r>
+    </w:p>
+    <w:p>
+      <w:r>
+        <w:t>kernel – ‘</w:t>
+      </w:r>
+      <w:proofErr w:type="spellStart"/>
+      <w:r>
+        <w:t>rbf</w:t>
+      </w:r>
+      <w:proofErr w:type="spellEnd"/>
+      <w:r>
+        <w:t>’ and ‘C’ parameter, C=10</w:t>
+      </w:r>
+      <w:r>
+        <w:t>0</w:t>
+      </w:r>
+    </w:p>
+    <w:p>
+      <w:r>
+        <w:rPr>
+          <w:noProof/>
+        </w:rPr>
+        <w:drawing>
+          <wp:inline distT="0" distB="0" distL="0" distR="0" wp14:anchorId="3EEFAEF4" wp14:editId="49A1021D">
+            <wp:extent cx="5731510" cy="3223895"/>
+            <wp:effectExtent l="0" t="0" r="2540" b="0"/>
+            <wp:docPr id="13" name="Picture 13"/>
+            <wp:cNvGraphicFramePr>
+              <a:graphicFrameLocks xmlns:a="http://schemas.openxmlformats.org/drawingml/2006/main" noChangeAspect="1"/>
+            </wp:cNvGraphicFramePr>
+            <a:graphic xmlns:a="http://schemas.openxmlformats.org/drawingml/2006/main">
+              <a:graphicData uri="http://schemas.openxmlformats.org/drawingml/2006/picture">
+                <pic:pic xmlns:pic="http://schemas.openxmlformats.org/drawingml/2006/picture">
+                  <pic:nvPicPr>
+                    <pic:cNvPr id="1" name=""/>
+                    <pic:cNvPicPr/>
+                  </pic:nvPicPr>
+                  <pic:blipFill>
+                    <a:blip r:embed="rId17"/>
+                    <a:stretch>
+                      <a:fillRect/>
+                    </a:stretch>
+                  </pic:blipFill>
+                  <pic:spPr>
+                    <a:xfrm>
+                      <a:off x="0" y="0"/>
+                      <a:ext cx="5731510" cy="3223895"/>
+                    </a:xfrm>
+                    <a:prstGeom prst="rect">
+                      <a:avLst/>
+                    </a:prstGeom>
+                  </pic:spPr>
+                </pic:pic>
+              </a:graphicData>
+            </a:graphic>
+          </wp:inline>
+        </w:drawing>
+      </w:r>
+    </w:p>
+    <w:p>
+      <w:r>
+        <w:rPr>
+          <w:noProof/>
+        </w:rPr>
+        <w:drawing>
+          <wp:inline distT="0" distB="0" distL="0" distR="0" wp14:anchorId="53FA3301" wp14:editId="4B59488A">
+            <wp:extent cx="5731510" cy="3223895"/>
+            <wp:effectExtent l="0" t="0" r="2540" b="0"/>
+            <wp:docPr id="14" name="Picture 14"/>
+            <wp:cNvGraphicFramePr>
+              <a:graphicFrameLocks xmlns:a="http://schemas.openxmlformats.org/drawingml/2006/main" noChangeAspect="1"/>
+            </wp:cNvGraphicFramePr>
+            <a:graphic xmlns:a="http://schemas.openxmlformats.org/drawingml/2006/main">
+              <a:graphicData uri="http://schemas.openxmlformats.org/drawingml/2006/picture">
+                <pic:pic xmlns:pic="http://schemas.openxmlformats.org/drawingml/2006/picture">
+                  <pic:nvPicPr>
+                    <pic:cNvPr id="1" name=""/>
+                    <pic:cNvPicPr/>
+                  </pic:nvPicPr>
+                  <pic:blipFill>
+                    <a:blip r:embed="rId18"/>
+                    <a:stretch>
+                      <a:fillRect/>
+                    </a:stretch>
+                  </pic:blipFill>
+                  <pic:spPr>
+                    <a:xfrm>
+                      <a:off x="0" y="0"/>
+                      <a:ext cx="5731510" cy="3223895"/>
+                    </a:xfrm>
+                    <a:prstGeom prst="rect">
+                      <a:avLst/>
+                    </a:prstGeom>
+                  </pic:spPr>
+                </pic:pic>
+              </a:graphicData>
+            </a:graphic>
+          </wp:inline>
+        </w:drawing>
+      </w:r>
+    </w:p>
+    <w:p/>
+    <w:p/>
+    <w:p/>
+    <w:p/>
+    <w:p/>
+    <w:p>
+      <w:r>
+        <w:lastRenderedPageBreak/>
+        <w:t>Support Vector Machine Regression</w:t>
+      </w:r>
+    </w:p>
+    <w:p>
+      <w:r>
+        <w:t>With Standardisation technique and ‘C’ parameter</w:t>
+      </w:r>
+    </w:p>
+    <w:p>
+      <w:r>
+        <w:t>kernel – ‘</w:t>
+      </w:r>
+      <w:proofErr w:type="spellStart"/>
+      <w:r>
+        <w:t>rbf</w:t>
+      </w:r>
+      <w:proofErr w:type="spellEnd"/>
+      <w:r>
+        <w:t>’ and ‘C’ parameter, C=100</w:t>
+      </w:r>
+      <w:r>
+        <w:t>0</w:t>
+      </w:r>
+    </w:p>
+    <w:p>
+      <w:r>
+        <w:rPr>
+          <w:noProof/>
+        </w:rPr>
+        <w:drawing>
+          <wp:inline distT="0" distB="0" distL="0" distR="0" wp14:anchorId="7082D2A1" wp14:editId="5919CD61">
+            <wp:extent cx="5731510" cy="3223895"/>
+            <wp:effectExtent l="0" t="0" r="2540" b="0"/>
+            <wp:docPr id="15" name="Picture 15"/>
+            <wp:cNvGraphicFramePr>
+              <a:graphicFrameLocks xmlns:a="http://schemas.openxmlformats.org/drawingml/2006/main" noChangeAspect="1"/>
+            </wp:cNvGraphicFramePr>
+            <a:graphic xmlns:a="http://schemas.openxmlformats.org/drawingml/2006/main">
+              <a:graphicData uri="http://schemas.openxmlformats.org/drawingml/2006/picture">
+                <pic:pic xmlns:pic="http://schemas.openxmlformats.org/drawingml/2006/picture">
+                  <pic:nvPicPr>
+                    <pic:cNvPr id="1" name=""/>
+                    <pic:cNvPicPr/>
+                  </pic:nvPicPr>
+                  <pic:blipFill>
+                    <a:blip r:embed="rId19"/>
+                    <a:stretch>
+                      <a:fillRect/>
+                    </a:stretch>
+                  </pic:blipFill>
+                  <pic:spPr>
+                    <a:xfrm>
+                      <a:off x="0" y="0"/>
+                      <a:ext cx="5731510" cy="3223895"/>
+                    </a:xfrm>
+                    <a:prstGeom prst="rect">
+                      <a:avLst/>
+                    </a:prstGeom>
+                  </pic:spPr>
+                </pic:pic>
+              </a:graphicData>
+            </a:graphic>
+          </wp:inline>
+        </w:drawing>
+      </w:r>
+    </w:p>
+    <w:p>
+      <w:r>
+        <w:rPr>
+          <w:noProof/>
+        </w:rPr>
+        <w:drawing>
+          <wp:inline distT="0" distB="0" distL="0" distR="0" wp14:anchorId="72BE3125" wp14:editId="15F82B85">
+            <wp:extent cx="5731510" cy="3223895"/>
+            <wp:effectExtent l="0" t="0" r="2540" b="0"/>
+            <wp:docPr id="16" name="Picture 16"/>
+            <wp:cNvGraphicFramePr>
+              <a:graphicFrameLocks xmlns:a="http://schemas.openxmlformats.org/drawingml/2006/main" noChangeAspect="1"/>
+            </wp:cNvGraphicFramePr>
+            <a:graphic xmlns:a="http://schemas.openxmlformats.org/drawingml/2006/main">
+              <a:graphicData uri="http://schemas.openxmlformats.org/drawingml/2006/picture">
+                <pic:pic xmlns:pic="http://schemas.openxmlformats.org/drawingml/2006/picture">
+                  <pic:nvPicPr>
+                    <pic:cNvPr id="1" name=""/>
+                    <pic:cNvPicPr/>
+                  </pic:nvPicPr>
+                  <pic:blipFill>
+                    <a:blip r:embed="rId20"/>
+                    <a:stretch>
+                      <a:fillRect/>
+                    </a:stretch>
+                  </pic:blipFill>
+                  <pic:spPr>
+                    <a:xfrm>
+                      <a:off x="0" y="0"/>
+                      <a:ext cx="5731510" cy="3223895"/>
+                    </a:xfrm>
+                    <a:prstGeom prst="rect">
+                      <a:avLst/>
+                    </a:prstGeom>
+                  </pic:spPr>
+                </pic:pic>
+              </a:graphicData>
+            </a:graphic>
+          </wp:inline>
+        </w:drawing>
+      </w:r>
+    </w:p>
+    <w:p/>
     <w:p/>
     <w:p/>
     <w:sectPr>
